--- a/flow/20230927_hours/drafts/2024-04-g/22.04.docx
+++ b/flow/20230927_hours/drafts/2024-04-g/22.04.docx
@@ -1193,72 +1193,55 @@
       <w:r>
         <w:rPr>
           <w:rFonts w:ascii="Times New Roman" w:hAnsi="Times New Roman"/>
-          <w:i/>
-          <w:color w:val="FF0000"/>
-          <w:sz w:val="24"/>
-        </w:rPr>
-        <w:t xml:space="preserve">Тропар (г. 3): </w:t>
-      </w:r>
-      <w:r>
-        <w:rPr>
-          <w:rFonts w:ascii="Times New Roman" w:hAnsi="Times New Roman"/>
-          <w:sz w:val="24"/>
-        </w:rPr>
-        <w:t>Нехай веселяться небесні, нехай радуються земнії,* бо сотворив владу рукою своєю Господь,* подолав смертю смерть, первенцем мертвих став,* з безодні аду ізбавив нас і подав світові велику милість.</w:t>
-      </w:r>
-    </w:p>
-    <w:p>
-      <w:pPr>
-        <w:spacing w:line="240" w:lineRule="auto"/>
-        <w:rPr>
-          <w:rFonts w:ascii="Times New Roman" w:hAnsi="Times New Roman"/>
-          <w:sz w:val="24"/>
-        </w:rPr>
-      </w:pPr>
-      <w:r>
-        <w:rPr>
-          <w:rFonts w:ascii="Times New Roman" w:hAnsi="Times New Roman"/>
           <w:sz w:val="24"/>
         </w:rPr>
         <w:t>Слава Отцю, і Сину, і Святому Духові.</w:t>
       </w:r>
     </w:p>
     <w:p>
-      <w:pPr>
-        <w:spacing w:line="240" w:lineRule="auto"/>
-        <w:ind w:left="2" w:hanging="2"/>
-        <w:rPr>
-          <w:rFonts w:ascii="Times New Roman" w:hAnsi="Times New Roman"/>
-          <w:sz w:val="24"/>
-          <w:szCs w:val="24"/>
-        </w:rPr>
-      </w:pPr>
-      <w:r>
-        <w:rPr>
-          <w:rFonts w:ascii="Times New Roman" w:hAnsi="Times New Roman"/>
-          <w:i/>
-          <w:color w:val="FF0000"/>
-          <w:sz w:val="24"/>
-          <w:szCs w:val="24"/>
+      <w:r>
+        <w:rPr>
+          <w:rFonts w:ascii="Times New Roman" w:hAnsi="Times New Roman"/>
+          <w:i/>
+          <w:color w:val="FF0000"/>
+          <w:sz w:val="24"/>
         </w:rPr>
         <w:t>Тропар (г. 3):</w:t>
       </w:r>
       <w:r>
         <w:rPr>
           <w:rFonts w:ascii="Times New Roman" w:hAnsi="Times New Roman"/>
-          <w:color w:val="FF0000"/>
-          <w:sz w:val="24"/>
-          <w:szCs w:val="24"/>
-        </w:rPr>
-        <w:t xml:space="preserve"> </w:t>
-      </w:r>
-      <w:r>
-        <w:rPr>
-          <w:rFonts w:ascii="Times New Roman" w:hAnsi="Times New Roman"/>
-          <w:sz w:val="24"/>
-          <w:szCs w:val="24"/>
-        </w:rPr>
-        <w:t>У верховного Петра ти навчався,* апостолом Христовим був ти і, як сонце, засяяв Ти країнам:* олександрійцям був ти прикрасою, блаженний,* Єгипет від лести через тебе звільнився,* євангельським твоїм ученням просвітив ти все, як світло, стовпе церковний.* Ради цього, пам’ять твою вшановуючи, світло празнуємо, Марку богогласний.* Моли Бога, що Його ти благовістуєш,* щоб прогрішень відпущення подав душам нашим.</w:t>
+          <w:sz w:val="24"/>
+        </w:rPr>
+        <w:t xml:space="preserve"> Нехай весел</w:t>
+      </w:r>
+      <w:r>
+        <w:rPr>
+          <w:rFonts w:ascii="Times New Roman" w:hAnsi="Times New Roman"/>
+          <w:sz w:val="24"/>
+        </w:rPr>
+        <w:t>я</w:t>
+      </w:r>
+      <w:r>
+        <w:rPr>
+          <w:rFonts w:ascii="Times New Roman" w:hAnsi="Times New Roman"/>
+          <w:sz w:val="24"/>
+        </w:rPr>
+        <w:t>ться небесні, нехай радуються земнії, * бо сотворив владу рукою своєю Господь, * подолав смертю смерть, первенцем мертвих став, * з безодні аду ізбавив нас</w:t>
+      </w:r>
+      <w:r>
+        <w:rPr>
+          <w:rFonts w:ascii="Times New Roman" w:hAnsi="Times New Roman"/>
+          <w:sz w:val="24"/>
+        </w:rPr>
+        <w:t xml:space="preserve"> *</w:t>
+      </w:r>
+      <w:r>
+        <w:rPr>
+          <w:rFonts w:ascii="Times New Roman" w:hAnsi="Times New Roman"/>
+          <w:sz w:val="24"/>
+        </w:rPr>
+        <w:t xml:space="preserve"> і подав світові велику милість.</w:t>
       </w:r>
     </w:p>
     <w:p>
@@ -1561,18 +1544,11 @@
       </w:r>
     </w:p>
     <w:p>
-      <w:pPr>
-        <w:spacing w:line="240" w:lineRule="auto"/>
-        <w:rPr>
-          <w:rFonts w:ascii="Times New Roman" w:hAnsi="Times New Roman"/>
-          <w:sz w:val="24"/>
-        </w:rPr>
-      </w:pPr>
-      <w:r>
-        <w:rPr>
-          <w:rFonts w:ascii="Times New Roman" w:hAnsi="Times New Roman"/>
-          <w:i/>
-          <w:color w:val="FF0000"/>
+      <w:r>
+        <w:rPr>
+          <w:rFonts w:ascii="Times New Roman" w:hAnsi="Times New Roman"/>
+          <w:i/>
+          <w:color w:val="FF4400"/>
           <w:sz w:val="24"/>
         </w:rPr>
         <w:t>Кондак (г. 3):</w:t>
@@ -1580,9 +1556,10 @@
       <w:r>
         <w:rPr>
           <w:rFonts w:ascii="Times New Roman" w:hAnsi="Times New Roman"/>
-          <w:sz w:val="24"/>
-        </w:rPr>
-        <w:t> Душу мою, Господи, у гріхах всіляких і безглуздими діяннями тяжко розслаблену,* воздвигни божественним Твоїм заступництвом,* як і розслабленого воздвигнув Ти древньо,* щоб я кликав до Тебе, спасаючись:* Слава, Христе, владі Твоїй</w:t>
+          <w:color w:val="333333"/>
+          <w:sz w:val="24"/>
+        </w:rPr>
+        <w:t xml:space="preserve"> Душу мою, Господи, у гріхах всіляких і безглуздими діяннями тяжко розслаблену,* воздвигни божественним Твоїм заступництвом,* як і розслабленого воздвигнув Ти древньо,* щоб я кликав до Тебе, спасаючись:* Слава, Христе, владі Твоїй.</w:t>
       </w:r>
     </w:p>
     <w:p>
@@ -3574,31 +3551,6 @@
       </w:r>
     </w:p>
     <w:p>
-      <w:pPr>
-        <w:spacing w:line="240" w:lineRule="auto"/>
-        <w:rPr>
-          <w:rFonts w:ascii="Times New Roman" w:hAnsi="Times New Roman"/>
-          <w:sz w:val="24"/>
-        </w:rPr>
-      </w:pPr>
-      <w:r>
-        <w:rPr>
-          <w:rFonts w:ascii="Times New Roman" w:hAnsi="Times New Roman"/>
-          <w:i/>
-          <w:color w:val="FF0000"/>
-          <w:sz w:val="24"/>
-        </w:rPr>
-        <w:t xml:space="preserve">Тропар (г. 3): </w:t>
-      </w:r>
-      <w:r>
-        <w:rPr>
-          <w:rFonts w:ascii="Times New Roman" w:hAnsi="Times New Roman"/>
-          <w:sz w:val="24"/>
-        </w:rPr>
-        <w:t>Нехай веселяться небесні, нехай радуються земнії,* бо сотворив владу рукою своєю Господь,* подолав смертю смерть, первенцем мертвих став,* з безодні аду ізбавив нас і подав світові велику милість.</w:t>
-      </w:r>
-    </w:p>
-    <w:p>
       <w:r>
         <w:rPr>
           <w:rFonts w:ascii="Times New Roman" w:hAnsi="Times New Roman"/>
@@ -3661,41 +3613,28 @@
       </w:r>
     </w:p>
     <w:p>
-      <w:pPr>
-        <w:spacing w:line="240" w:lineRule="auto"/>
-        <w:ind w:left="2" w:hanging="2"/>
-        <w:rPr>
-          <w:rFonts w:ascii="Times New Roman" w:hAnsi="Times New Roman"/>
-          <w:sz w:val="24"/>
-          <w:szCs w:val="24"/>
-        </w:rPr>
-      </w:pPr>
-      <w:r>
-        <w:rPr>
-          <w:rFonts w:ascii="Times New Roman" w:hAnsi="Times New Roman"/>
-          <w:i/>
-          <w:color w:val="FF0000"/>
-          <w:sz w:val="24"/>
-          <w:szCs w:val="24"/>
-        </w:rPr>
-        <w:t>Тропар (г. 3):</w:t>
-      </w:r>
-      <w:r>
-        <w:rPr>
-          <w:rFonts w:ascii="Times New Roman" w:hAnsi="Times New Roman"/>
-          <w:color w:val="FF0000"/>
-          <w:sz w:val="24"/>
-          <w:szCs w:val="24"/>
-        </w:rPr>
-        <w:t xml:space="preserve"> </w:t>
-      </w:r>
-      <w:r>
-        <w:rPr>
-          <w:rFonts w:ascii="Times New Roman" w:hAnsi="Times New Roman"/>
-          <w:sz w:val="24"/>
-          <w:szCs w:val="24"/>
-        </w:rPr>
-        <w:t>У верховного Петра ти навчався,* апостолом Христовим був ти і, як сонце, засяяв Ти країнам:* олександрійцям був ти прикрасою, блаженний,* Єгипет від лести через тебе звільнився,* євангельським твоїм ученням просвітив ти все, як світло, стовпе церковний.* Ради цього, пам’ять твою вшановуючи, світло празнуємо, Марку богогласний.* Моли Бога, що Його ти благовістуєш,* щоб прогрішень відпущення подав душам нашим.</w:t>
+      <w:r>
+        <w:rPr>
+          <w:rFonts w:ascii="Times New Roman" w:hAnsi="Times New Roman"/>
+          <w:i/>
+          <w:color w:val="FF0000"/>
+          <w:sz w:val="24"/>
+        </w:rPr>
+        <w:t>Тропар (г. 2):</w:t>
+      </w:r>
+      <w:r>
+        <w:rPr>
+          <w:rFonts w:ascii="Times New Roman" w:hAnsi="Times New Roman"/>
+          <w:sz w:val="24"/>
+        </w:rPr>
+        <w:t xml:space="preserve"> Ти був знаний, як освячений від пелен,* і сповнений благодаті,* чудесами с</w:t>
+      </w:r>
+      <w:r>
+        <w:rPr>
+          <w:rFonts w:ascii="Times New Roman" w:hAnsi="Times New Roman"/>
+          <w:sz w:val="24"/>
+        </w:rPr>
+        <w:t xml:space="preserve">віт просвітив ти,* і відігнав множество демонів,* священнотворче Теодоре,* тому за нас молися Господеві. </w:t>
       </w:r>
     </w:p>
     <w:p>
@@ -3973,32 +3912,28 @@
       </w:r>
     </w:p>
     <w:p>
-      <w:pPr>
-        <w:spacing w:line="240" w:lineRule="auto"/>
-        <w:ind w:left="2" w:hanging="2"/>
-        <w:rPr>
-          <w:rFonts w:ascii="Times New Roman" w:hAnsi="Times New Roman"/>
-          <w:sz w:val="24"/>
-          <w:szCs w:val="24"/>
-        </w:rPr>
-      </w:pPr>
-      <w:r>
-        <w:rPr>
-          <w:rFonts w:ascii="Times New Roman" w:hAnsi="Times New Roman"/>
-          <w:i/>
-          <w:color w:val="FF0000"/>
-          <w:sz w:val="24"/>
-          <w:szCs w:val="24"/>
-        </w:rPr>
-        <w:t>Кондак (г. 2):</w:t>
-      </w:r>
-      <w:r>
-        <w:rPr>
-          <w:rFonts w:ascii="Times New Roman" w:hAnsi="Times New Roman"/>
-          <w:sz w:val="24"/>
-          <w:szCs w:val="24"/>
-        </w:rPr>
-        <w:t xml:space="preserve"> З висоти прийнявши благодать Духа,* розрушив ти красномовні видумки, апостоле,* і всі народи зловивши, Марку всеславний,* твоєму Владиці ти привів,* проповідуючи божественне Євангеліє.</w:t>
+      <w:r>
+        <w:rPr>
+          <w:rFonts w:ascii="Times New Roman" w:hAnsi="Times New Roman"/>
+          <w:i/>
+          <w:color w:val="FF0000"/>
+          <w:sz w:val="24"/>
+        </w:rPr>
+        <w:t>Кондак (г. 3):</w:t>
+      </w:r>
+      <w:r>
+        <w:rPr>
+          <w:rFonts w:ascii="Times New Roman" w:hAnsi="Times New Roman"/>
+          <w:sz w:val="24"/>
+        </w:rPr>
+        <w:t xml:space="preserve"> Як на вогняну колісницю піднявся ти добрими ділами, богоносний,* увійшов ти у небесні оселі,* і жив ти, мов ангел з людьми,* і як людин</w:t>
+      </w:r>
+      <w:r>
+        <w:rPr>
+          <w:rFonts w:ascii="Times New Roman" w:hAnsi="Times New Roman"/>
+          <w:sz w:val="24"/>
+        </w:rPr>
+        <w:t xml:space="preserve">а з ангелами радієш.* Тому виявився ти божественним вмістилищем чудес,* Теодоре преподобний. </w:t>
       </w:r>
     </w:p>
     <w:p>
@@ -5803,72 +5738,55 @@
       <w:r>
         <w:rPr>
           <w:rFonts w:ascii="Times New Roman" w:hAnsi="Times New Roman"/>
-          <w:i/>
-          <w:color w:val="FF0000"/>
-          <w:sz w:val="24"/>
-        </w:rPr>
-        <w:t xml:space="preserve">Тропар (г. 3): </w:t>
-      </w:r>
-      <w:r>
-        <w:rPr>
-          <w:rFonts w:ascii="Times New Roman" w:hAnsi="Times New Roman"/>
-          <w:sz w:val="24"/>
-        </w:rPr>
-        <w:t>Нехай веселяться небесні, нехай радуються земнії,* бо сотворив владу рукою своєю Господь,* подолав смертю смерть, первенцем мертвих став,* з безодні аду ізбавив нас і подав світові велику милість.</w:t>
-      </w:r>
-    </w:p>
-    <w:p>
-      <w:pPr>
-        <w:spacing w:line="240" w:lineRule="auto"/>
-        <w:rPr>
-          <w:rFonts w:ascii="Times New Roman" w:hAnsi="Times New Roman"/>
-          <w:sz w:val="24"/>
-        </w:rPr>
-      </w:pPr>
-      <w:r>
-        <w:rPr>
-          <w:rFonts w:ascii="Times New Roman" w:hAnsi="Times New Roman"/>
           <w:sz w:val="24"/>
         </w:rPr>
         <w:t>Слава Отцю, і Сину, і Святому Духові.</w:t>
       </w:r>
     </w:p>
     <w:p>
-      <w:pPr>
-        <w:spacing w:line="240" w:lineRule="auto"/>
-        <w:ind w:left="2" w:hanging="2"/>
-        <w:rPr>
-          <w:rFonts w:ascii="Times New Roman" w:hAnsi="Times New Roman"/>
-          <w:sz w:val="24"/>
-          <w:szCs w:val="24"/>
-        </w:rPr>
-      </w:pPr>
-      <w:r>
-        <w:rPr>
-          <w:rFonts w:ascii="Times New Roman" w:hAnsi="Times New Roman"/>
-          <w:i/>
-          <w:color w:val="FF0000"/>
-          <w:sz w:val="24"/>
-          <w:szCs w:val="24"/>
+      <w:r>
+        <w:rPr>
+          <w:rFonts w:ascii="Times New Roman" w:hAnsi="Times New Roman"/>
+          <w:i/>
+          <w:color w:val="FF0000"/>
+          <w:sz w:val="24"/>
         </w:rPr>
         <w:t>Тропар (г. 3):</w:t>
       </w:r>
       <w:r>
         <w:rPr>
           <w:rFonts w:ascii="Times New Roman" w:hAnsi="Times New Roman"/>
-          <w:color w:val="FF0000"/>
-          <w:sz w:val="24"/>
-          <w:szCs w:val="24"/>
-        </w:rPr>
-        <w:t xml:space="preserve"> </w:t>
-      </w:r>
-      <w:r>
-        <w:rPr>
-          <w:rFonts w:ascii="Times New Roman" w:hAnsi="Times New Roman"/>
-          <w:sz w:val="24"/>
-          <w:szCs w:val="24"/>
-        </w:rPr>
-        <w:t>У верховного Петра ти навчався,* апостолом Христовим був ти і, як сонце, засяяв Ти країнам:* олександрійцям був ти прикрасою, блаженний,* Єгипет від лести через тебе звільнився,* євангельським твоїм ученням просвітив ти все, як світло, стовпе церковний.* Ради цього, пам’ять твою вшановуючи, світло празнуємо, Марку богогласний.* Моли Бога, що Його ти благовістуєш,* щоб прогрішень відпущення подав душам нашим.</w:t>
+          <w:sz w:val="24"/>
+        </w:rPr>
+        <w:t xml:space="preserve"> Нехай весел</w:t>
+      </w:r>
+      <w:r>
+        <w:rPr>
+          <w:rFonts w:ascii="Times New Roman" w:hAnsi="Times New Roman"/>
+          <w:sz w:val="24"/>
+        </w:rPr>
+        <w:t>я</w:t>
+      </w:r>
+      <w:r>
+        <w:rPr>
+          <w:rFonts w:ascii="Times New Roman" w:hAnsi="Times New Roman"/>
+          <w:sz w:val="24"/>
+        </w:rPr>
+        <w:t>ться небесні, нехай радуються земнії, * бо сотворив владу рукою своєю Господь, * подолав смертю смерть, первенцем мертвих став, * з безодні аду ізбавив нас</w:t>
+      </w:r>
+      <w:r>
+        <w:rPr>
+          <w:rFonts w:ascii="Times New Roman" w:hAnsi="Times New Roman"/>
+          <w:sz w:val="24"/>
+        </w:rPr>
+        <w:t xml:space="preserve"> *</w:t>
+      </w:r>
+      <w:r>
+        <w:rPr>
+          <w:rFonts w:ascii="Times New Roman" w:hAnsi="Times New Roman"/>
+          <w:sz w:val="24"/>
+        </w:rPr>
+        <w:t xml:space="preserve"> і подав світові велику милість.</w:t>
       </w:r>
     </w:p>
     <w:p>
@@ -6148,18 +6066,11 @@
       </w:r>
     </w:p>
     <w:p>
-      <w:pPr>
-        <w:spacing w:line="240" w:lineRule="auto"/>
-        <w:rPr>
-          <w:rFonts w:ascii="Times New Roman" w:hAnsi="Times New Roman"/>
-          <w:sz w:val="24"/>
-        </w:rPr>
-      </w:pPr>
-      <w:r>
-        <w:rPr>
-          <w:rFonts w:ascii="Times New Roman" w:hAnsi="Times New Roman"/>
-          <w:i/>
-          <w:color w:val="FF0000"/>
+      <w:r>
+        <w:rPr>
+          <w:rFonts w:ascii="Times New Roman" w:hAnsi="Times New Roman"/>
+          <w:i/>
+          <w:color w:val="FF4400"/>
           <w:sz w:val="24"/>
         </w:rPr>
         <w:t>Кондак (г. 3):</w:t>
@@ -6167,9 +6078,10 @@
       <w:r>
         <w:rPr>
           <w:rFonts w:ascii="Times New Roman" w:hAnsi="Times New Roman"/>
-          <w:sz w:val="24"/>
-        </w:rPr>
-        <w:t> Душу мою, Господи, у гріхах всіляких і безглуздими діяннями тяжко розслаблену,* воздвигни божественним Твоїм заступництвом,* як і розслабленого воздвигнув Ти древньо,* щоб я кликав до Тебе, спасаючись:* Слава, Христе, владі Твоїй</w:t>
+          <w:color w:val="333333"/>
+          <w:sz w:val="24"/>
+        </w:rPr>
+        <w:t xml:space="preserve"> Душу мою, Господи, у гріхах всіляких і безглуздими діяннями тяжко розслаблену,* воздвигни божественним Твоїм заступництвом,* як і розслабленого воздвигнув Ти древньо,* щоб я кликав до Тебе, спасаючись:* Слава, Христе, владі Твоїй.</w:t>
       </w:r>
     </w:p>
     <w:p>
@@ -7887,31 +7799,6 @@
       </w:r>
     </w:p>
     <w:p>
-      <w:pPr>
-        <w:spacing w:line="240" w:lineRule="auto"/>
-        <w:rPr>
-          <w:rFonts w:ascii="Times New Roman" w:hAnsi="Times New Roman"/>
-          <w:sz w:val="24"/>
-        </w:rPr>
-      </w:pPr>
-      <w:r>
-        <w:rPr>
-          <w:rFonts w:ascii="Times New Roman" w:hAnsi="Times New Roman"/>
-          <w:i/>
-          <w:color w:val="FF0000"/>
-          <w:sz w:val="24"/>
-        </w:rPr>
-        <w:t xml:space="preserve">Тропар (г. 3): </w:t>
-      </w:r>
-      <w:r>
-        <w:rPr>
-          <w:rFonts w:ascii="Times New Roman" w:hAnsi="Times New Roman"/>
-          <w:sz w:val="24"/>
-        </w:rPr>
-        <w:t>Нехай веселяться небесні, нехай радуються земнії,* бо сотворив владу рукою своєю Господь,* подолав смертю смерть, первенцем мертвих став,* з безодні аду ізбавив нас і подав світові велику милість.</w:t>
-      </w:r>
-    </w:p>
-    <w:p>
       <w:r>
         <w:rPr>
           <w:rFonts w:ascii="Times New Roman" w:hAnsi="Times New Roman"/>
@@ -7974,41 +7861,28 @@
       </w:r>
     </w:p>
     <w:p>
-      <w:pPr>
-        <w:spacing w:line="240" w:lineRule="auto"/>
-        <w:ind w:left="2" w:hanging="2"/>
-        <w:rPr>
-          <w:rFonts w:ascii="Times New Roman" w:hAnsi="Times New Roman"/>
-          <w:sz w:val="24"/>
-          <w:szCs w:val="24"/>
-        </w:rPr>
-      </w:pPr>
-      <w:r>
-        <w:rPr>
-          <w:rFonts w:ascii="Times New Roman" w:hAnsi="Times New Roman"/>
-          <w:i/>
-          <w:color w:val="FF0000"/>
-          <w:sz w:val="24"/>
-          <w:szCs w:val="24"/>
-        </w:rPr>
-        <w:t>Тропар (г. 3):</w:t>
-      </w:r>
-      <w:r>
-        <w:rPr>
-          <w:rFonts w:ascii="Times New Roman" w:hAnsi="Times New Roman"/>
-          <w:color w:val="FF0000"/>
-          <w:sz w:val="24"/>
-          <w:szCs w:val="24"/>
-        </w:rPr>
-        <w:t xml:space="preserve"> </w:t>
-      </w:r>
-      <w:r>
-        <w:rPr>
-          <w:rFonts w:ascii="Times New Roman" w:hAnsi="Times New Roman"/>
-          <w:sz w:val="24"/>
-          <w:szCs w:val="24"/>
-        </w:rPr>
-        <w:t>У верховного Петра ти навчався,* апостолом Христовим був ти і, як сонце, засяяв Ти країнам:* олександрійцям був ти прикрасою, блаженний,* Єгипет від лести через тебе звільнився,* євангельським твоїм ученням просвітив ти все, як світло, стовпе церковний.* Ради цього, пам’ять твою вшановуючи, світло празнуємо, Марку богогласний.* Моли Бога, що Його ти благовістуєш,* щоб прогрішень відпущення подав душам нашим.</w:t>
+      <w:r>
+        <w:rPr>
+          <w:rFonts w:ascii="Times New Roman" w:hAnsi="Times New Roman"/>
+          <w:i/>
+          <w:color w:val="FF0000"/>
+          <w:sz w:val="24"/>
+        </w:rPr>
+        <w:t>Тропар (г. 2):</w:t>
+      </w:r>
+      <w:r>
+        <w:rPr>
+          <w:rFonts w:ascii="Times New Roman" w:hAnsi="Times New Roman"/>
+          <w:sz w:val="24"/>
+        </w:rPr>
+        <w:t xml:space="preserve"> Ти був знаний, як освячений від пелен,* і сповнений благодаті,* чудесами с</w:t>
+      </w:r>
+      <w:r>
+        <w:rPr>
+          <w:rFonts w:ascii="Times New Roman" w:hAnsi="Times New Roman"/>
+          <w:sz w:val="24"/>
+        </w:rPr>
+        <w:t xml:space="preserve">віт просвітив ти,* і відігнав множество демонів,* священнотворче Теодоре,* тому за нас молися Господеві. </w:t>
       </w:r>
     </w:p>
     <w:p>
@@ -8299,13 +8173,6 @@
       </w:r>
     </w:p>
     <w:p>
-      <w:pPr>
-        <w:spacing w:line="240" w:lineRule="auto"/>
-        <w:rPr>
-          <w:rFonts w:ascii="Times New Roman" w:hAnsi="Times New Roman"/>
-          <w:sz w:val="24"/>
-        </w:rPr>
-      </w:pPr>
       <w:r>
         <w:rPr>
           <w:rFonts w:ascii="Times New Roman" w:hAnsi="Times New Roman"/>
@@ -8320,36 +8187,39 @@
           <w:rFonts w:ascii="Times New Roman" w:hAnsi="Times New Roman"/>
           <w:sz w:val="24"/>
         </w:rPr>
-        <w:t> Душу мою, Господи, у гріхах всіляких і безглуздими діяннями тяжко розслаблену,* воздвигни божественним Твоїм заступництвом,* як і розслабленого воздвигнув Ти древньо,* щоб я кликав до Тебе, спасаючись:* Слава, Христе, владі Твоїй</w:t>
-      </w:r>
-    </w:p>
-    <w:p>
-      <w:pPr>
-        <w:spacing w:line="240" w:lineRule="auto"/>
-        <w:ind w:left="2" w:hanging="2"/>
-        <w:rPr>
-          <w:rFonts w:ascii="Times New Roman" w:hAnsi="Times New Roman"/>
-          <w:sz w:val="24"/>
-          <w:szCs w:val="24"/>
-        </w:rPr>
-      </w:pPr>
-      <w:r>
-        <w:rPr>
-          <w:rFonts w:ascii="Times New Roman" w:hAnsi="Times New Roman"/>
-          <w:i/>
-          <w:color w:val="FF0000"/>
-          <w:sz w:val="24"/>
-          <w:szCs w:val="24"/>
-        </w:rPr>
-        <w:t>Кондак (г. 2):</w:t>
-      </w:r>
-      <w:r>
-        <w:rPr>
-          <w:rFonts w:ascii="Times New Roman" w:hAnsi="Times New Roman"/>
-          <w:sz w:val="24"/>
-          <w:szCs w:val="24"/>
-        </w:rPr>
-        <w:t xml:space="preserve"> З висоти прийнявши благодать Духа,* розрушив ти красномовні видумки, апостоле,* і всі народи зловивши, Марку всеславний,* твоєму Владиці ти привів,* проповідуючи божественне Євангеліє.</w:t>
+        <w:t xml:space="preserve"> Як на вогняну колісницю піднявся ти добрими ділами, богоносний,* увійшов ти у небесні оселі,* і жив ти, мов ангел з людьми,* і як людин</w:t>
+      </w:r>
+      <w:r>
+        <w:rPr>
+          <w:rFonts w:ascii="Times New Roman" w:hAnsi="Times New Roman"/>
+          <w:sz w:val="24"/>
+        </w:rPr>
+        <w:t xml:space="preserve">а з ангелами радієш.* Тому виявився ти божественним вмістилищем чудес,* Теодоре преподобний. </w:t>
+      </w:r>
+    </w:p>
+    <w:p>
+      <w:r>
+        <w:rPr>
+          <w:rFonts w:ascii="Times New Roman" w:hAnsi="Times New Roman"/>
+          <w:i/>
+          <w:color w:val="FF0000"/>
+          <w:sz w:val="24"/>
+        </w:rPr>
+        <w:t>Кондак (г. 3):</w:t>
+      </w:r>
+      <w:r>
+        <w:rPr>
+          <w:rFonts w:ascii="Times New Roman" w:hAnsi="Times New Roman"/>
+          <w:sz w:val="24"/>
+        </w:rPr>
+        <w:t xml:space="preserve"> Як на вогняну колісницю піднявся ти добрими ділами, богоносний,* увійшов ти у небесні оселі,* і жив ти, мов ангел з людьми,* і як людин</w:t>
+      </w:r>
+      <w:r>
+        <w:rPr>
+          <w:rFonts w:ascii="Times New Roman" w:hAnsi="Times New Roman"/>
+          <w:sz w:val="24"/>
+        </w:rPr>
+        <w:t xml:space="preserve">а з ангелами радієш.* Тому виявився ти божественним вмістилищем чудес,* Теодоре преподобний. </w:t>
       </w:r>
     </w:p>
     <w:p>
